--- a/事業計画/クルージング事業/契約書/F&B業務委託契約書_20261027_WineBank修正_社内確認版.docx
+++ b/事業計画/クルージング事業/契約書/F&B業務委託契約書_20261027_WineBank修正_社内確認版.docx
@@ -1768,7 +1768,7 @@
             <w:szCs w:val="18"/>
             <w:lang w:eastAsia="ja-JP"/>
           </w:rPr>
-          <w:t xml:space="preserve">⑵　乗船人数が１０名以上の場合、甲は、出張シェフ１名及びサービススタッフ２名が帯同するプラン、又はケータリングの搬入及びサービススタッフ１名以内が帯同するプランのいずれかを選択する。</w:t>
+          <w:t xml:space="preserve">⑵　乗船人数が１０名以上の場合、甲は、出張シェフ１名及びサービススタッフ１名が帯同するプラン、又はケータリングの搬入のみを行いサービススタッフ１名以内が帯同するプランのいずれかを選択する。</w:t>
         </w:r>
       </w:ins>
     </w:p>
@@ -1798,7 +1798,7 @@
             <w:szCs w:val="18"/>
             <w:lang w:eastAsia="ja-JP"/>
           </w:rPr>
-          <w:t xml:space="preserve">⑶　前二号によりサービススタッフが帯同する場合、当該運航に係る乙の甲に対する税抜売上（第４条に基づき乙が甲に請求する金額をいう。）は、帯同するサービススタッフ１名につき１２万５千円（２名の場合は２５万円）を下限とし、これに満たない場合、乙はその差額を最低料金として甲に請求することができる。</w:t>
+          <w:t xml:space="preserve">⑶　前二号により出張シェフ又はサービススタッフ（以下「帯同者」という。）が帯同する場合、当該運航に係る乙の甲に対する税抜売上（第４条に基づき乙が甲に請求する金額をいう。）は、帯同者１名につき１２万５千円（２名の場合は２５万円）を下限とし、これに満たない場合、乙はその差額を最低料金として甲に請求することができる。</w:t>
         </w:r>
       </w:ins>
       <w:commentRangeEnd w:id="907"/>
@@ -3138,7 +3138,7 @@
             <w:szCs w:val="18"/>
             <w:lang w:eastAsia="ja-JP"/>
           </w:rPr>
-          <w:t xml:space="preserve">なお、甲乙丙が合意する予約システム上で行われる注文の確定は、個別発注書の交付とみなす。個別発注書の交付期限は、ライトプランについては乗船日の３日前、出張シェフが船内で調理を行うプランについては乗船日の７日前（希少食材を用いる場合その他乙が予め通知した場合は１４日前）とする。乙は、期限経過後の発注については、受託を拒否し、又はライトプランへの変更を提案することができる。</w:t>
+          <w:t xml:space="preserve">なお、甲乙丙が合意する予約システム上で行われる注文の確定は、個別発注書の交付とみなす。個別発注書の交付期限は、ライトプランについては乗船日の７日前、出張シェフが船内で調理を行うプランについては乗船日の１４日前とする。乙は、期限経過後の発注については、受託を拒否し、又はライトプランへの変更を提案することができる。</w:t>
         </w:r>
       </w:ins>
       <w:commentRangeEnd w:id="915"/>
@@ -8563,7 +8563,7 @@
           <w:sz w:val="20"/>
           <w:szCs w:val="20"/>
         </w:rPr>
-        <w:t xml:space="preserve">【社内・吉田さん確認】⑶の「差額を最低料金として請求」は、中野さんの方針（1名あたり最低売上12.5万円）を条文にするための当方の書き方です。メールでは「帯同人数の調整または最低料金の設定についてご相談」と柔らかく書いています。差額請求まで求めるか、帯同人数の調整にとどめるかご判断ください。なお当社スタッフが給仕する回は、第6条1項但書（甲の給仕上の過失は甲の責任）の前提が変わり、給仕に起因する事故は当社責任になり得ます。</w:t>
+        <w:t xml:space="preserve">【社内・吉田さん確認】⑶の下限は出張シェフを含む帯同者1名あたりで数えます（中野さん確認済み。シェフ＋サービス＝25万円、ケータリング＋サービス1名＝12.5万円）。⑶の「差額を最低料金として請求」は、中野さんの方針（1名あたり最低売上12.5万円）を条文にするための当方の書き方です。メールでは「帯同人数の調整または最低料金の設定についてご相談」と柔らかく書いています。差額請求まで求めるか、帯同人数の調整にとどめるかご判断ください。なお当社スタッフが給仕する回は、第6条1項但書（甲の給仕上の過失は甲の責任）の前提が変わり、給仕に起因する事故は当社責任になり得ます。</w:t>
       </w:r>
     </w:p>
   </w:comment>
@@ -9142,44 +9142,44 @@
   <w15:commentEx w15:paraId="4D03A75E" w15:done="0"/>
   <w15:commentEx w15:paraId="1588C45C" w15:done="0"/>
   <w15:commentEx w15:paraId="11CBE4B6" w15:done="0"/>
-  <w15:commentEx w15:paraId="2B3B9761" w15:done="0"/>
-  <w15:commentEx w15:paraId="753818EC" w15:done="0"/>
-  <w15:commentEx w15:paraId="0D1B2D9E" w15:done="0"/>
-  <w15:commentEx w15:paraId="573AF988" w15:done="0"/>
-  <w15:commentEx w15:paraId="334E6A1C" w15:done="0"/>
-  <w15:commentEx w15:paraId="0EAE439A" w15:done="0"/>
-  <w15:commentEx w15:paraId="36307E20" w15:done="0"/>
-  <w15:commentEx w15:paraId="11C6AC01" w15:done="0"/>
-  <w15:commentEx w15:paraId="499673F7" w15:paraIdParent="1872DB34" w15:done="0"/>
-  <w15:commentEx w15:paraId="1FCC1331" w15:done="0"/>
-  <w15:commentEx w15:paraId="70362D29" w15:done="0"/>
-  <w15:commentEx w15:paraId="32D73400" w15:done="0"/>
-  <w15:commentEx w15:paraId="117C2451" w15:done="0"/>
-  <w15:commentEx w15:paraId="0191F2C1" w15:done="0"/>
-  <w15:commentEx w15:paraId="6AE36648" w15:done="0"/>
-  <w15:commentEx w15:paraId="50C30E80" w15:paraIdParent="2BB02223" w15:done="0"/>
-  <w15:commentEx w15:paraId="4C30A8ED" w15:done="0"/>
-  <w15:commentEx w15:paraId="5140976A" w15:done="0"/>
-  <w15:commentEx w15:paraId="5C201E1E" w15:paraIdParent="73231327" w15:done="0"/>
-  <w15:commentEx w15:paraId="1EA6A5D5" w15:paraIdParent="09146848" w15:done="0"/>
-  <w15:commentEx w15:paraId="6B0CE1D9" w15:done="0"/>
-  <w15:commentEx w15:paraId="0ED420A3" w15:done="0"/>
-  <w15:commentEx w15:paraId="462766C7" w15:done="0"/>
-  <w15:commentEx w15:paraId="4D949A29" w15:done="0"/>
-  <w15:commentEx w15:paraId="5DEB9C27" w15:done="0"/>
-  <w15:commentEx w15:paraId="2793F1D6" w15:paraIdParent="1588C45C" w15:done="0"/>
-  <w15:commentEx w15:paraId="7BEA33DC" w15:done="0"/>
-  <w15:commentEx w15:paraId="7C606D47" w15:done="0"/>
-  <w15:commentEx w15:paraId="0FB85AB7" w15:done="0"/>
-  <w15:commentEx w15:paraId="1749735F" w15:paraIdParent="65AA2FE7" w15:done="0"/>
-  <w15:commentEx w15:paraId="7F0F905A" w15:done="0"/>
-  <w15:commentEx w15:paraId="63591781" w15:done="0"/>
-  <w15:commentEx w15:paraId="2EFE636B" w15:done="0"/>
-  <w15:commentEx w15:paraId="17A9661B" w15:done="0"/>
-  <w15:commentEx w15:paraId="1B75D1D6" w15:done="0"/>
-  <w15:commentEx w15:paraId="44CDF9D7" w15:done="0"/>
-  <w15:commentEx w15:paraId="4FED47EB" w15:done="0"/>
-  <w15:commentEx w15:paraId="1582ED63" w15:done="0"/>
+  <w15:commentEx w15:paraId="65A785A6" w15:done="0"/>
+  <w15:commentEx w15:paraId="0DD5A3D5" w15:done="0"/>
+  <w15:commentEx w15:paraId="7F6E695C" w15:done="0"/>
+  <w15:commentEx w15:paraId="73893038" w15:done="0"/>
+  <w15:commentEx w15:paraId="35606C55" w15:done="0"/>
+  <w15:commentEx w15:paraId="4EAC9DBD" w15:done="0"/>
+  <w15:commentEx w15:paraId="18228EB4" w15:done="0"/>
+  <w15:commentEx w15:paraId="70EC5AAB" w15:done="0"/>
+  <w15:commentEx w15:paraId="39DE1B4C" w15:paraIdParent="1872DB34" w15:done="0"/>
+  <w15:commentEx w15:paraId="63CBA8E1" w15:done="0"/>
+  <w15:commentEx w15:paraId="55445A56" w15:done="0"/>
+  <w15:commentEx w15:paraId="5923F03E" w15:done="0"/>
+  <w15:commentEx w15:paraId="084390D1" w15:done="0"/>
+  <w15:commentEx w15:paraId="57D8A471" w15:done="0"/>
+  <w15:commentEx w15:paraId="64CAF3BB" w15:done="0"/>
+  <w15:commentEx w15:paraId="2BFEBCD4" w15:paraIdParent="2BB02223" w15:done="0"/>
+  <w15:commentEx w15:paraId="66B6D5A6" w15:done="0"/>
+  <w15:commentEx w15:paraId="407062CF" w15:done="0"/>
+  <w15:commentEx w15:paraId="15E25ED3" w15:paraIdParent="73231327" w15:done="0"/>
+  <w15:commentEx w15:paraId="0F6A1A3D" w15:paraIdParent="09146848" w15:done="0"/>
+  <w15:commentEx w15:paraId="1B8C8254" w15:done="0"/>
+  <w15:commentEx w15:paraId="3E5C3F5C" w15:done="0"/>
+  <w15:commentEx w15:paraId="03263F8A" w15:done="0"/>
+  <w15:commentEx w15:paraId="6134084D" w15:done="0"/>
+  <w15:commentEx w15:paraId="20E4CD2A" w15:done="0"/>
+  <w15:commentEx w15:paraId="4861814D" w15:paraIdParent="1588C45C" w15:done="0"/>
+  <w15:commentEx w15:paraId="40558BCE" w15:done="0"/>
+  <w15:commentEx w15:paraId="156D03D6" w15:done="0"/>
+  <w15:commentEx w15:paraId="20F810C0" w15:done="0"/>
+  <w15:commentEx w15:paraId="70DBA1A5" w15:paraIdParent="65AA2FE7" w15:done="0"/>
+  <w15:commentEx w15:paraId="1E1B5AF7" w15:done="0"/>
+  <w15:commentEx w15:paraId="076516EC" w15:done="0"/>
+  <w15:commentEx w15:paraId="008F9D66" w15:done="0"/>
+  <w15:commentEx w15:paraId="1E7DB5CD" w15:done="0"/>
+  <w15:commentEx w15:paraId="7EA825F5" w15:done="0"/>
+  <w15:commentEx w15:paraId="5B652856" w15:done="0"/>
+  <w15:commentEx w15:paraId="1241EC3D" w15:done="0"/>
+  <w15:commentEx w15:paraId="79021B9F" w15:done="0"/>
 </w15:commentsEx>
 </file>
 
@@ -9197,44 +9197,44 @@
   <w16cex:commentExtensible w16cex:durableId="1EB0CB18" w16cex:dateUtc="2026-09-21T03:40:00Z"/>
   <w16cex:commentExtensible w16cex:durableId="6C260E50" w16cex:dateUtc="2026-09-22T08:21:00Z"/>
   <w16cex:commentExtensible w16cex:durableId="2A59E6D2" w16cex:dateUtc="2026-09-22T08:21:00Z"/>
-  <w16cex:commentExtensible w16cex:durableId="5517701A" w16cex:dateUtc="2026-10-27T04:34:05Z"/>
-  <w16cex:commentExtensible w16cex:durableId="4BFFDE44" w16cex:dateUtc="2026-10-27T04:34:05Z"/>
-  <w16cex:commentExtensible w16cex:durableId="3009F4F7" w16cex:dateUtc="2026-10-27T04:34:05Z"/>
-  <w16cex:commentExtensible w16cex:durableId="1C7B1F7C" w16cex:dateUtc="2026-10-27T04:34:06Z"/>
-  <w16cex:commentExtensible w16cex:durableId="6AD39344" w16cex:dateUtc="2026-10-27T04:34:06Z"/>
-  <w16cex:commentExtensible w16cex:durableId="13985B00" w16cex:dateUtc="2026-10-27T04:34:06Z"/>
-  <w16cex:commentExtensible w16cex:durableId="1A2BA682" w16cex:dateUtc="2026-10-27T04:34:06Z"/>
-  <w16cex:commentExtensible w16cex:durableId="21AEDEC0" w16cex:dateUtc="2026-10-27T04:34:06Z"/>
-  <w16cex:commentExtensible w16cex:durableId="3436BAD6" w16cex:dateUtc="2026-10-27T04:34:06Z"/>
-  <w16cex:commentExtensible w16cex:durableId="193D3BF5" w16cex:dateUtc="2026-10-27T04:34:06Z"/>
-  <w16cex:commentExtensible w16cex:durableId="2450B07F" w16cex:dateUtc="2026-10-27T04:34:06Z"/>
-  <w16cex:commentExtensible w16cex:durableId="0FA803C0" w16cex:dateUtc="2026-10-27T04:34:06Z"/>
-  <w16cex:commentExtensible w16cex:durableId="7A5EE721" w16cex:dateUtc="2026-10-27T04:34:06Z"/>
-  <w16cex:commentExtensible w16cex:durableId="0B5250DD" w16cex:dateUtc="2026-10-27T04:34:06Z"/>
-  <w16cex:commentExtensible w16cex:durableId="1B197E3E" w16cex:dateUtc="2026-10-27T04:34:07Z"/>
-  <w16cex:commentExtensible w16cex:durableId="4598CFD7" w16cex:dateUtc="2026-10-27T04:34:07Z"/>
-  <w16cex:commentExtensible w16cex:durableId="418E0831" w16cex:dateUtc="2026-10-27T04:34:07Z"/>
-  <w16cex:commentExtensible w16cex:durableId="6D8F3598" w16cex:dateUtc="2026-10-27T04:34:07Z"/>
-  <w16cex:commentExtensible w16cex:durableId="15C6309B" w16cex:dateUtc="2026-10-27T04:34:07Z"/>
-  <w16cex:commentExtensible w16cex:durableId="6284D313" w16cex:dateUtc="2026-10-27T04:34:07Z"/>
-  <w16cex:commentExtensible w16cex:durableId="21649084" w16cex:dateUtc="2026-10-27T04:34:07Z"/>
-  <w16cex:commentExtensible w16cex:durableId="052FA3DF" w16cex:dateUtc="2026-10-27T04:34:07Z"/>
-  <w16cex:commentExtensible w16cex:durableId="5DEC6999" w16cex:dateUtc="2026-10-27T04:34:07Z"/>
-  <w16cex:commentExtensible w16cex:durableId="537E94EE" w16cex:dateUtc="2026-10-27T04:34:07Z"/>
-  <w16cex:commentExtensible w16cex:durableId="10EDDD93" w16cex:dateUtc="2026-10-27T04:34:08Z"/>
-  <w16cex:commentExtensible w16cex:durableId="6AA15BF0" w16cex:dateUtc="2026-10-27T04:34:08Z"/>
-  <w16cex:commentExtensible w16cex:durableId="25F2ADE8" w16cex:dateUtc="2026-10-27T04:34:08Z"/>
-  <w16cex:commentExtensible w16cex:durableId="5B6B9A9E" w16cex:dateUtc="2026-10-27T04:34:08Z"/>
-  <w16cex:commentExtensible w16cex:durableId="5AAB3E5B" w16cex:dateUtc="2026-10-27T04:34:08Z"/>
-  <w16cex:commentExtensible w16cex:durableId="61CCD60B" w16cex:dateUtc="2026-10-27T04:34:08Z"/>
-  <w16cex:commentExtensible w16cex:durableId="045427B9" w16cex:dateUtc="2026-10-27T04:34:08Z"/>
-  <w16cex:commentExtensible w16cex:durableId="4FD28179" w16cex:dateUtc="2026-10-27T04:34:08Z"/>
-  <w16cex:commentExtensible w16cex:durableId="660D0ADB" w16cex:dateUtc="2026-10-27T04:34:08Z"/>
-  <w16cex:commentExtensible w16cex:durableId="48E8D0BC" w16cex:dateUtc="2026-10-27T04:34:08Z"/>
-  <w16cex:commentExtensible w16cex:durableId="7161B0E6" w16cex:dateUtc="2026-10-27T04:34:09Z"/>
-  <w16cex:commentExtensible w16cex:durableId="10913CAC" w16cex:dateUtc="2026-10-27T04:34:09Z"/>
-  <w16cex:commentExtensible w16cex:durableId="455C3757" w16cex:dateUtc="2026-10-27T04:34:09Z"/>
-  <w16cex:commentExtensible w16cex:durableId="300CB046" w16cex:dateUtc="2026-10-27T04:34:09Z"/>
+  <w16cex:commentExtensible w16cex:durableId="7F9115CB" w16cex:dateUtc="2026-10-27T05:43:15Z"/>
+  <w16cex:commentExtensible w16cex:durableId="43113754" w16cex:dateUtc="2026-10-27T05:43:15Z"/>
+  <w16cex:commentExtensible w16cex:durableId="56F45375" w16cex:dateUtc="2026-10-27T05:43:15Z"/>
+  <w16cex:commentExtensible w16cex:durableId="0A6F9C26" w16cex:dateUtc="2026-10-27T05:43:15Z"/>
+  <w16cex:commentExtensible w16cex:durableId="104F395B" w16cex:dateUtc="2026-10-27T05:43:15Z"/>
+  <w16cex:commentExtensible w16cex:durableId="2FF0CE7B" w16cex:dateUtc="2026-10-27T05:43:16Z"/>
+  <w16cex:commentExtensible w16cex:durableId="067460F1" w16cex:dateUtc="2026-10-27T05:43:16Z"/>
+  <w16cex:commentExtensible w16cex:durableId="77EBBD69" w16cex:dateUtc="2026-10-27T05:43:16Z"/>
+  <w16cex:commentExtensible w16cex:durableId="155F4753" w16cex:dateUtc="2026-10-27T05:43:16Z"/>
+  <w16cex:commentExtensible w16cex:durableId="60A4895D" w16cex:dateUtc="2026-10-27T05:43:16Z"/>
+  <w16cex:commentExtensible w16cex:durableId="1AAECFAB" w16cex:dateUtc="2026-10-27T05:43:16Z"/>
+  <w16cex:commentExtensible w16cex:durableId="552989AC" w16cex:dateUtc="2026-10-27T05:43:16Z"/>
+  <w16cex:commentExtensible w16cex:durableId="47654340" w16cex:dateUtc="2026-10-27T05:43:16Z"/>
+  <w16cex:commentExtensible w16cex:durableId="0218E066" w16cex:dateUtc="2026-10-27T05:43:16Z"/>
+  <w16cex:commentExtensible w16cex:durableId="14823883" w16cex:dateUtc="2026-10-27T05:43:16Z"/>
+  <w16cex:commentExtensible w16cex:durableId="69763E2F" w16cex:dateUtc="2026-10-27T05:43:17Z"/>
+  <w16cex:commentExtensible w16cex:durableId="1370EF51" w16cex:dateUtc="2026-10-27T05:43:17Z"/>
+  <w16cex:commentExtensible w16cex:durableId="4413A425" w16cex:dateUtc="2026-10-27T05:43:17Z"/>
+  <w16cex:commentExtensible w16cex:durableId="67AE0B53" w16cex:dateUtc="2026-10-27T05:43:17Z"/>
+  <w16cex:commentExtensible w16cex:durableId="2A846B7B" w16cex:dateUtc="2026-10-27T05:43:17Z"/>
+  <w16cex:commentExtensible w16cex:durableId="4C118489" w16cex:dateUtc="2026-10-27T05:43:17Z"/>
+  <w16cex:commentExtensible w16cex:durableId="7663E917" w16cex:dateUtc="2026-10-27T05:43:17Z"/>
+  <w16cex:commentExtensible w16cex:durableId="0EFF3893" w16cex:dateUtc="2026-10-27T05:43:17Z"/>
+  <w16cex:commentExtensible w16cex:durableId="6C97C602" w16cex:dateUtc="2026-10-27T05:43:17Z"/>
+  <w16cex:commentExtensible w16cex:durableId="259F8B1B" w16cex:dateUtc="2026-10-27T05:43:17Z"/>
+  <w16cex:commentExtensible w16cex:durableId="349CA0D1" w16cex:dateUtc="2026-10-27T05:43:18Z"/>
+  <w16cex:commentExtensible w16cex:durableId="43EAB6F9" w16cex:dateUtc="2026-10-27T05:43:18Z"/>
+  <w16cex:commentExtensible w16cex:durableId="784BE51A" w16cex:dateUtc="2026-10-27T05:43:18Z"/>
+  <w16cex:commentExtensible w16cex:durableId="52294A0C" w16cex:dateUtc="2026-10-27T05:43:18Z"/>
+  <w16cex:commentExtensible w16cex:durableId="5C4FD36A" w16cex:dateUtc="2026-10-27T05:43:18Z"/>
+  <w16cex:commentExtensible w16cex:durableId="79B138F1" w16cex:dateUtc="2026-10-27T05:43:18Z"/>
+  <w16cex:commentExtensible w16cex:durableId="69CD3908" w16cex:dateUtc="2026-10-27T05:43:18Z"/>
+  <w16cex:commentExtensible w16cex:durableId="0FB9E9BB" w16cex:dateUtc="2026-10-27T05:43:18Z"/>
+  <w16cex:commentExtensible w16cex:durableId="34B2C090" w16cex:dateUtc="2026-10-27T05:43:18Z"/>
+  <w16cex:commentExtensible w16cex:durableId="6A34E150" w16cex:dateUtc="2026-10-27T05:43:19Z"/>
+  <w16cex:commentExtensible w16cex:durableId="6A95E8FC" w16cex:dateUtc="2026-10-27T05:43:19Z"/>
+  <w16cex:commentExtensible w16cex:durableId="4D46B115" w16cex:dateUtc="2026-10-27T05:43:19Z"/>
+  <w16cex:commentExtensible w16cex:durableId="5B174AA5" w16cex:dateUtc="2026-10-27T05:43:19Z"/>
 </w16cex:commentsExtensible>
 </file>
 
@@ -9252,44 +9252,44 @@
   <w16cid:commentId w16cid:paraId="4D03A75E" w16cid:durableId="1EB0CB18"/>
   <w16cid:commentId w16cid:paraId="1588C45C" w16cid:durableId="6C260E50"/>
   <w16cid:commentId w16cid:paraId="11CBE4B6" w16cid:durableId="2A59E6D2"/>
-  <w16cid:commentId w16cid:paraId="2B3B9761" w16cid:durableId="5517701A"/>
-  <w16cid:commentId w16cid:paraId="753818EC" w16cid:durableId="4BFFDE44"/>
-  <w16cid:commentId w16cid:paraId="0D1B2D9E" w16cid:durableId="3009F4F7"/>
-  <w16cid:commentId w16cid:paraId="573AF988" w16cid:durableId="1C7B1F7C"/>
-  <w16cid:commentId w16cid:paraId="334E6A1C" w16cid:durableId="6AD39344"/>
-  <w16cid:commentId w16cid:paraId="0EAE439A" w16cid:durableId="13985B00"/>
-  <w16cid:commentId w16cid:paraId="36307E20" w16cid:durableId="1A2BA682"/>
-  <w16cid:commentId w16cid:paraId="11C6AC01" w16cid:durableId="21AEDEC0"/>
-  <w16cid:commentId w16cid:paraId="499673F7" w16cid:durableId="3436BAD6"/>
-  <w16cid:commentId w16cid:paraId="1FCC1331" w16cid:durableId="193D3BF5"/>
-  <w16cid:commentId w16cid:paraId="70362D29" w16cid:durableId="2450B07F"/>
-  <w16cid:commentId w16cid:paraId="32D73400" w16cid:durableId="0FA803C0"/>
-  <w16cid:commentId w16cid:paraId="117C2451" w16cid:durableId="7A5EE721"/>
-  <w16cid:commentId w16cid:paraId="0191F2C1" w16cid:durableId="0B5250DD"/>
-  <w16cid:commentId w16cid:paraId="6AE36648" w16cid:durableId="1B197E3E"/>
-  <w16cid:commentId w16cid:paraId="50C30E80" w16cid:durableId="4598CFD7"/>
-  <w16cid:commentId w16cid:paraId="4C30A8ED" w16cid:durableId="418E0831"/>
-  <w16cid:commentId w16cid:paraId="5140976A" w16cid:durableId="6D8F3598"/>
-  <w16cid:commentId w16cid:paraId="5C201E1E" w16cid:durableId="15C6309B"/>
-  <w16cid:commentId w16cid:paraId="1EA6A5D5" w16cid:durableId="6284D313"/>
-  <w16cid:commentId w16cid:paraId="6B0CE1D9" w16cid:durableId="21649084"/>
-  <w16cid:commentId w16cid:paraId="0ED420A3" w16cid:durableId="052FA3DF"/>
-  <w16cid:commentId w16cid:paraId="462766C7" w16cid:durableId="5DEC6999"/>
-  <w16cid:commentId w16cid:paraId="4D949A29" w16cid:durableId="537E94EE"/>
-  <w16cid:commentId w16cid:paraId="5DEB9C27" w16cid:durableId="10EDDD93"/>
-  <w16cid:commentId w16cid:paraId="2793F1D6" w16cid:durableId="6AA15BF0"/>
-  <w16cid:commentId w16cid:paraId="7BEA33DC" w16cid:durableId="25F2ADE8"/>
-  <w16cid:commentId w16cid:paraId="7C606D47" w16cid:durableId="5B6B9A9E"/>
-  <w16cid:commentId w16cid:paraId="0FB85AB7" w16cid:durableId="5AAB3E5B"/>
-  <w16cid:commentId w16cid:paraId="1749735F" w16cid:durableId="61CCD60B"/>
-  <w16cid:commentId w16cid:paraId="7F0F905A" w16cid:durableId="045427B9"/>
-  <w16cid:commentId w16cid:paraId="63591781" w16cid:durableId="4FD28179"/>
-  <w16cid:commentId w16cid:paraId="2EFE636B" w16cid:durableId="660D0ADB"/>
-  <w16cid:commentId w16cid:paraId="17A9661B" w16cid:durableId="48E8D0BC"/>
-  <w16cid:commentId w16cid:paraId="1B75D1D6" w16cid:durableId="7161B0E6"/>
-  <w16cid:commentId w16cid:paraId="44CDF9D7" w16cid:durableId="10913CAC"/>
-  <w16cid:commentId w16cid:paraId="4FED47EB" w16cid:durableId="455C3757"/>
-  <w16cid:commentId w16cid:paraId="1582ED63" w16cid:durableId="300CB046"/>
+  <w16cid:commentId w16cid:paraId="65A785A6" w16cid:durableId="7F9115CB"/>
+  <w16cid:commentId w16cid:paraId="0DD5A3D5" w16cid:durableId="43113754"/>
+  <w16cid:commentId w16cid:paraId="7F6E695C" w16cid:durableId="56F45375"/>
+  <w16cid:commentId w16cid:paraId="73893038" w16cid:durableId="0A6F9C26"/>
+  <w16cid:commentId w16cid:paraId="35606C55" w16cid:durableId="104F395B"/>
+  <w16cid:commentId w16cid:paraId="4EAC9DBD" w16cid:durableId="2FF0CE7B"/>
+  <w16cid:commentId w16cid:paraId="18228EB4" w16cid:durableId="067460F1"/>
+  <w16cid:commentId w16cid:paraId="70EC5AAB" w16cid:durableId="77EBBD69"/>
+  <w16cid:commentId w16cid:paraId="39DE1B4C" w16cid:durableId="155F4753"/>
+  <w16cid:commentId w16cid:paraId="63CBA8E1" w16cid:durableId="60A4895D"/>
+  <w16cid:commentId w16cid:paraId="55445A56" w16cid:durableId="1AAECFAB"/>
+  <w16cid:commentId w16cid:paraId="5923F03E" w16cid:durableId="552989AC"/>
+  <w16cid:commentId w16cid:paraId="084390D1" w16cid:durableId="47654340"/>
+  <w16cid:commentId w16cid:paraId="57D8A471" w16cid:durableId="0218E066"/>
+  <w16cid:commentId w16cid:paraId="64CAF3BB" w16cid:durableId="14823883"/>
+  <w16cid:commentId w16cid:paraId="2BFEBCD4" w16cid:durableId="69763E2F"/>
+  <w16cid:commentId w16cid:paraId="66B6D5A6" w16cid:durableId="1370EF51"/>
+  <w16cid:commentId w16cid:paraId="407062CF" w16cid:durableId="4413A425"/>
+  <w16cid:commentId w16cid:paraId="15E25ED3" w16cid:durableId="67AE0B53"/>
+  <w16cid:commentId w16cid:paraId="0F6A1A3D" w16cid:durableId="2A846B7B"/>
+  <w16cid:commentId w16cid:paraId="1B8C8254" w16cid:durableId="4C118489"/>
+  <w16cid:commentId w16cid:paraId="3E5C3F5C" w16cid:durableId="7663E917"/>
+  <w16cid:commentId w16cid:paraId="03263F8A" w16cid:durableId="0EFF3893"/>
+  <w16cid:commentId w16cid:paraId="6134084D" w16cid:durableId="6C97C602"/>
+  <w16cid:commentId w16cid:paraId="20E4CD2A" w16cid:durableId="259F8B1B"/>
+  <w16cid:commentId w16cid:paraId="4861814D" w16cid:durableId="349CA0D1"/>
+  <w16cid:commentId w16cid:paraId="40558BCE" w16cid:durableId="43EAB6F9"/>
+  <w16cid:commentId w16cid:paraId="156D03D6" w16cid:durableId="784BE51A"/>
+  <w16cid:commentId w16cid:paraId="20F810C0" w16cid:durableId="52294A0C"/>
+  <w16cid:commentId w16cid:paraId="70DBA1A5" w16cid:durableId="5C4FD36A"/>
+  <w16cid:commentId w16cid:paraId="1E1B5AF7" w16cid:durableId="79B138F1"/>
+  <w16cid:commentId w16cid:paraId="076516EC" w16cid:durableId="69CD3908"/>
+  <w16cid:commentId w16cid:paraId="008F9D66" w16cid:durableId="0FB9E9BB"/>
+  <w16cid:commentId w16cid:paraId="1E7DB5CD" w16cid:durableId="34B2C090"/>
+  <w16cid:commentId w16cid:paraId="7EA825F5" w16cid:durableId="6A34E150"/>
+  <w16cid:commentId w16cid:paraId="5B652856" w16cid:durableId="6A95E8FC"/>
+  <w16cid:commentId w16cid:paraId="1241EC3D" w16cid:durableId="4D46B115"/>
+  <w16cid:commentId w16cid:paraId="79021B9F" w16cid:durableId="5B174AA5"/>
 </w16cid:commentsIds>
 </file>
 
